--- a/policies/build/chapters_v2/PSQ/document/PSQ_Package_v2/PSQ4/SOP_PSQ4_quality_improvement_projects.docx
+++ b/policies/build/chapters_v2/PSQ/document/PSQ_Package_v2/PSQ4/SOP_PSQ4_quality_improvement_projects.docx
@@ -464,13 +464,12 @@
           <w:b/>
           <w:i/>
         </w:rPr>
-        <w:t xml:space="preserve">Why this step matters: </w:t>
+        <w:t>Why this step matters: A project chosen because it 'seemed useful' instead of a real data-driven reason wastes a year that could have gone toward an actual risk.</w:t>
       </w:r>
       <w:r>
         <w:rPr>
           <w:i/>
         </w:rPr>
-        <w:t>This is the paper trail that proves the requirement was actually carried out, not just described in the policy. NABH checks this as part of how a genuine patient-safety and quality programme actually runs.</w:t>
       </w:r>
     </w:p>
     <w:p>
@@ -502,7 +501,7 @@
           <w:i/>
           <w:sz w:val="18"/>
         </w:rPr>
-        <w:t>National Accreditation Board for Hospitals and Healthcare Providers. Accreditation Standards for Hospitals, 6th Edition, PSQ.4.</w:t>
+        <w:t>National Accreditation Board for Hospitals and Healthcare Providers. (2025). NABH accreditation standards for hospitals (6th ed.), PSQ.4. ISBN 978-81-965264-9-8. https://portal.nabh.co/images/Standards/NABH%20Hospital%20Accreditation%20Standard%206th%20Edition%20January%202025.pdf</w:t>
       </w:r>
     </w:p>
     <w:p>
@@ -519,13 +518,12 @@
           <w:b/>
           <w:i/>
         </w:rPr>
-        <w:t xml:space="preserve">Why this step matters: </w:t>
+        <w:t>Why this step matters: An improvement attempted without a named, repeatable method can't be judged as having worked or not — there's nothing to compare the result against.</w:t>
       </w:r>
       <w:r>
         <w:rPr>
           <w:i/>
         </w:rPr>
-        <w:t>This is the paper trail that proves the requirement was actually carried out, not just described in the policy. NABH checks this as part of how a genuine patient-safety and quality programme actually runs.</w:t>
       </w:r>
     </w:p>
     <w:p>
@@ -585,13 +583,12 @@
           <w:b/>
           <w:i/>
         </w:rPr>
-        <w:t xml:space="preserve">Why this step matters: </w:t>
+        <w:t>Why this step matters: 'It got better' without the actual before-and-after number isn't evidence — it's an impression that evaporates the moment someone asks for proof.</w:t>
       </w:r>
       <w:r>
         <w:rPr>
           <w:i/>
         </w:rPr>
-        <w:t>This is the paper trail that proves the requirement was actually carried out, not just described in the policy. NABH checks this as part of how a genuine patient-safety and quality programme actually runs.</w:t>
       </w:r>
     </w:p>
     <w:p>
@@ -623,7 +620,7 @@
           <w:i/>
           <w:sz w:val="18"/>
         </w:rPr>
-        <w:t>National Accreditation Board for Hospitals and Healthcare Providers. Accreditation Standards for Hospitals, 6th Edition, PSQ.4.</w:t>
+        <w:t>National Accreditation Board for Hospitals and Healthcare Providers. (2025). NABH accreditation standards for hospitals (6th ed.), PSQ.4. ISBN 978-81-965264-9-8. https://portal.nabh.co/images/Standards/NABH%20Hospital%20Accreditation%20Standard%206th%20Edition%20January%202025.pdf</w:t>
       </w:r>
     </w:p>
     <w:p>
@@ -640,13 +637,12 @@
           <w:b/>
           <w:i/>
         </w:rPr>
-        <w:t xml:space="preserve">Why this step matters: </w:t>
+        <w:t>Why this step matters: A treatment can look successful on every clinical measure and still fail the patient in a way only they can report — that's exactly what PROMs catch and a clinical chart cannot.</w:t>
       </w:r>
       <w:r>
         <w:rPr>
           <w:i/>
         </w:rPr>
-        <w:t>This is the paper trail that proves the requirement was actually carried out, not just described in the policy. NABH checks this as part of how a genuine patient-safety and quality programme actually runs.</w:t>
       </w:r>
     </w:p>
     <w:p>
@@ -764,7 +760,7 @@
         <w:rPr>
           <w:i/>
         </w:rPr>
-        <w:t>NABH — Accreditation Standards for Hospitals, 6th Edition, PSQ.4 — named source, no working link could be verified from here; check directly.</w:t>
+        <w:t>National Accreditation Board for Hospitals and Healthcare Providers. (2025). NABH accreditation standards for hospitals (6th ed.), PSQ.4. ISBN 978-81-965264-9-8. https://portal.nabh.co/images/Standards/NABH%20Hospital%20Accreditation%20Standard%206th%20Edition%20January%202025.pdf</w:t>
       </w:r>
     </w:p>
     <w:p>

--- a/policies/build/chapters_v2/PSQ/document/PSQ_Package_v2/PSQ4/SOP_PSQ4_quality_improvement_projects.docx
+++ b/policies/build/chapters_v2/PSQ/document/PSQ_Package_v2/PSQ4/SOP_PSQ4_quality_improvement_projects.docx
@@ -496,13 +496,16 @@
       <w:pPr>
         <w:pStyle w:val="ListParagraph"/>
       </w:pPr>
-      <w:r>
-        <w:rPr>
-          <w:i/>
-          <w:sz w:val="18"/>
-        </w:rPr>
-        <w:t>National Accreditation Board for Hospitals and Healthcare Providers. (2025). NABH accreditation standards for hospitals (6th ed.), PSQ.4. ISBN 978-81-965264-9-8. https://portal.nabh.co/images/Standards/NABH%20Hospital%20Accreditation%20Standard%206th%20Edition%20January%202025.pdf</w:t>
-      </w:r>
+      <w:hyperlink r:id="rId12">
+        <w:r>
+          <w:rPr>
+            <w:rStyle w:val="Hyperlink"/>
+            <w:i/>
+            <w:sz w:val="18"/>
+          </w:rPr>
+          <w:t>National Accreditation Board for Hospitals and Healthcare Providers. (2025). NABH accreditation standards for hospitals (6th ed.), PSQ.4. ISBN 978-81-965264-9-8. https://portal.nabh.co/images/Standards/NABH%20Hospital%20Accreditation%20Standard%206th%20Edition%20January%202025.pdf</w:t>
+        </w:r>
+      </w:hyperlink>
     </w:p>
     <w:p>
       <w:pPr>
@@ -615,13 +618,16 @@
       <w:pPr>
         <w:pStyle w:val="ListParagraph"/>
       </w:pPr>
-      <w:r>
-        <w:rPr>
-          <w:i/>
-          <w:sz w:val="18"/>
-        </w:rPr>
-        <w:t>National Accreditation Board for Hospitals and Healthcare Providers. (2025). NABH accreditation standards for hospitals (6th ed.), PSQ.4. ISBN 978-81-965264-9-8. https://portal.nabh.co/images/Standards/NABH%20Hospital%20Accreditation%20Standard%206th%20Edition%20January%202025.pdf</w:t>
-      </w:r>
+      <w:hyperlink r:id="rId12">
+        <w:r>
+          <w:rPr>
+            <w:rStyle w:val="Hyperlink"/>
+            <w:i/>
+            <w:sz w:val="18"/>
+          </w:rPr>
+          <w:t>National Accreditation Board for Hospitals and Healthcare Providers. (2025). NABH accreditation standards for hospitals (6th ed.), PSQ.4. ISBN 978-81-965264-9-8. https://portal.nabh.co/images/Standards/NABH%20Hospital%20Accreditation%20Standard%206th%20Edition%20January%202025.pdf</w:t>
+        </w:r>
+      </w:hyperlink>
     </w:p>
     <w:p>
       <w:pPr>
@@ -756,12 +762,15 @@
       <w:pPr>
         <w:pStyle w:val="ListParagraph"/>
       </w:pPr>
-      <w:r>
-        <w:rPr>
-          <w:i/>
-        </w:rPr>
-        <w:t>National Accreditation Board for Hospitals and Healthcare Providers. (2025). NABH accreditation standards for hospitals (6th ed.), PSQ.4. ISBN 978-81-965264-9-8. https://portal.nabh.co/images/Standards/NABH%20Hospital%20Accreditation%20Standard%206th%20Edition%20January%202025.pdf</w:t>
-      </w:r>
+      <w:hyperlink r:id="rId12">
+        <w:r>
+          <w:rPr>
+            <w:rStyle w:val="Hyperlink"/>
+            <w:i/>
+          </w:rPr>
+          <w:t>National Accreditation Board for Hospitals and Healthcare Providers. (2025). NABH accreditation standards for hospitals (6th ed.), PSQ.4. ISBN 978-81-965264-9-8. https://portal.nabh.co/images/Standards/NABH%20Hospital%20Accreditation%20Standard%206th%20Edition%20January%202025.pdf</w:t>
+        </w:r>
+      </w:hyperlink>
     </w:p>
     <w:p>
       <w:pPr>
